--- a/docs/word/SMMEMDE - FPSLLC Operating Agreement - Member-Managed Single Member (Disregarded) - DRAFT.docx
+++ b/docs/word/SMMEMDE - FPSLLC Operating Agreement - Member-Managed Single Member (Disregarded) - DRAFT.docx
@@ -1146,7 +1146,7 @@
           <w:sz w:val="24"/>
           <w:szCs w:val="24"/>
         </w:rPr>
-        <w:t xml:space="preserve">(d) The Member is not personally liable, directly or indirectly, by way of contribution or otherwise, for any debt, obligation, or liability of the Company or of any Protected Series solely by reason of being or acting as a member.</w:t>
+        <w:t xml:space="preserve">(d) The Member is not personally liable, directly or indirectly, by way of contribution or otherwise, for any debt, obligation, or liability of the Company or of any Protected Series solely by reason of being or acting as a member or protected-series manager.</w:t>
       </w:r>
     </w:p>
     <w:p>
@@ -1563,7 +1563,7 @@
           <w:sz w:val="24"/>
           <w:szCs w:val="24"/>
         </w:rPr>
-        <w:t xml:space="preserve"> Every decision with respect to a Protected Series is made by the Member. Because no Protected Series has an Associated Member, the Company is the protected-series manager of each Protected Series under s. 605.2304(2), Florida Statutes; it acts in that capacity through the Member.</w:t>
+        <w:t xml:space="preserve"> Each Protected Series is managed by the Member. As permitted by s. 605.2107(1)(n), Florida Statutes, this Section varies s. 605.2304(2) so that the Member, rather than the Company, is the protected-series manager of each Protected Series. The Member has, with respect to each Protected Series, the rights, powers, and duties of a protected-series manager under the Act, subject to this Agreement and the Series Exhibit.</w:t>
       </w:r>
     </w:p>
     <w:p>
@@ -1638,7 +1638,7 @@
           <w:sz w:val="24"/>
           <w:szCs w:val="24"/>
         </w:rPr>
-        <w:t xml:space="preserve"> The Company shall indemnify the Member, and each Protected Series shall indemnify the Member acting for the Company with respect to that Protected Series, to the fullest extent permitted by the Act, against losses, claims, and expenses (including reasonable attorney's fees) incurred by reason of acting in the management of the Company or that Protected Series, except to the extent arising from conduct for which exoneration is prohibited by the Act; </w:t>
+        <w:t xml:space="preserve"> The Company shall indemnify the Member, and each Protected Series shall indemnify the Member acting as its protected-series manager, to the fullest extent permitted by the Act, against losses, claims, and expenses (including reasonable attorney's fees) incurred by reason of acting in the management of the Company or that Protected Series, except to the extent arising from conduct for which exoneration is prohibited by the Act; </w:t>
       </w:r>
       <w:r>
         <w:rPr>
@@ -3829,7 +3829,7 @@
                 <w:sz w:val="22"/>
                 <w:szCs w:val="22"/>
               </w:rPr>
-              <w:t xml:space="preserve">The Company, as protected-series manager (s. 605.2304(2), Fla. Stat.), acting through the Member</w:t>
+              <w:t xml:space="preserve">The Member, as protected-series manager (ss. 605.2304(1)-(2), 605.2107(1)(n), Fla. Stat.)</w:t>
             </w:r>
           </w:p>
         </w:tc>

--- a/docs/word/SMMEMDE - FPSLLC Operating Agreement - Member-Managed Single Member (Disregarded) - DRAFT.docx
+++ b/docs/word/SMMEMDE - FPSLLC Operating Agreement - Member-Managed Single Member (Disregarded) - DRAFT.docx
@@ -5,9 +5,8 @@
     <w:p>
       <w:pPr>
         <w:keepNext/>
-        <w:keepLines/>
-        <w:widowControl/>
-        <w:spacing w:before="240" w:after="0"/>
+        <w:widowControl/>
+        <w:spacing w:before="240" w:after="200"/>
         <w:jc w:val="center"/>
       </w:pPr>
       <w:r>
@@ -23,9 +22,8 @@
     <w:p>
       <w:pPr>
         <w:keepNext/>
-        <w:keepLines/>
-        <w:widowControl/>
-        <w:spacing w:before="240" w:after="0"/>
+        <w:widowControl/>
+        <w:spacing w:before="240" w:after="200"/>
         <w:jc w:val="center"/>
       </w:pPr>
       <w:r>
@@ -41,9 +39,8 @@
     <w:p>
       <w:pPr>
         <w:keepNext/>
-        <w:keepLines/>
-        <w:widowControl/>
-        <w:spacing w:before="240" w:after="0"/>
+        <w:widowControl/>
+        <w:spacing w:before="240" w:after="200"/>
         <w:jc w:val="center"/>
       </w:pPr>
       <w:r>
@@ -59,9 +56,8 @@
     <w:p>
       <w:pPr>
         <w:keepNext/>
-        <w:keepLines/>
-        <w:widowControl/>
-        <w:spacing w:before="240" w:after="0"/>
+        <w:widowControl/>
+        <w:spacing w:before="240" w:after="200"/>
         <w:jc w:val="center"/>
       </w:pPr>
       <w:r>
@@ -77,9 +73,8 @@
     <w:p>
       <w:pPr>
         <w:keepNext/>
-        <w:keepLines/>
-        <w:widowControl/>
-        <w:spacing w:before="0" w:after="0"/>
+        <w:widowControl/>
+        <w:spacing w:before="0" w:after="160"/>
         <w:jc w:val="center"/>
       </w:pPr>
       <w:r>
@@ -94,7 +89,6 @@
     </w:p>
     <w:p>
       <w:pPr>
-        <w:keepLines/>
         <w:widowControl/>
         <w:spacing w:after="160"/>
         <w:jc w:val="both"/>
@@ -128,9 +122,8 @@
     <w:p>
       <w:pPr>
         <w:keepNext/>
-        <w:keepLines/>
-        <w:widowControl/>
-        <w:spacing w:before="240" w:after="0"/>
+        <w:widowControl/>
+        <w:spacing w:before="240" w:after="200"/>
         <w:jc w:val="center"/>
       </w:pPr>
       <w:r>
@@ -145,7 +138,6 @@
     </w:p>
     <w:p>
       <w:pPr>
-        <w:keepLines/>
         <w:widowControl/>
         <w:spacing w:after="160"/>
         <w:jc w:val="both"/>
@@ -161,7 +153,6 @@
     </w:p>
     <w:p>
       <w:pPr>
-        <w:keepLines/>
         <w:widowControl/>
         <w:spacing w:after="160"/>
         <w:jc w:val="both"/>
@@ -194,7 +185,6 @@
     </w:p>
     <w:p>
       <w:pPr>
-        <w:keepLines/>
         <w:widowControl/>
         <w:spacing w:after="160"/>
         <w:jc w:val="both"/>
@@ -211,7 +201,6 @@
     <w:p>
       <w:pPr>
         <w:keepNext/>
-        <w:keepLines/>
         <w:widowControl/>
         <w:spacing w:after="160"/>
         <w:jc w:val="both"/>
@@ -228,9 +217,8 @@
     <w:p>
       <w:pPr>
         <w:keepNext/>
-        <w:keepLines/>
-        <w:widowControl/>
-        <w:spacing w:before="240" w:after="0"/>
+        <w:widowControl/>
+        <w:spacing w:before="240" w:after="200"/>
       </w:pPr>
       <w:r>
         <w:rPr>
@@ -244,7 +232,6 @@
     </w:p>
     <w:p>
       <w:pPr>
-        <w:keepLines/>
         <w:widowControl/>
         <w:spacing w:after="160"/>
         <w:jc w:val="both"/>
@@ -269,7 +256,6 @@
     </w:p>
     <w:p>
       <w:pPr>
-        <w:keepLines/>
         <w:widowControl/>
         <w:spacing w:after="160"/>
         <w:jc w:val="both"/>
@@ -311,7 +297,6 @@
     </w:p>
     <w:p>
       <w:pPr>
-        <w:keepLines/>
         <w:widowControl/>
         <w:spacing w:after="160"/>
         <w:jc w:val="both"/>
@@ -353,7 +338,6 @@
     </w:p>
     <w:p>
       <w:pPr>
-        <w:keepLines/>
         <w:widowControl/>
         <w:spacing w:after="160"/>
         <w:jc w:val="both"/>
@@ -378,7 +362,6 @@
     </w:p>
     <w:p>
       <w:pPr>
-        <w:keepLines/>
         <w:widowControl/>
         <w:spacing w:after="160"/>
         <w:jc w:val="both"/>
@@ -403,7 +386,6 @@
     </w:p>
     <w:p>
       <w:pPr>
-        <w:keepLines/>
         <w:widowControl/>
         <w:spacing w:after="160"/>
         <w:jc w:val="both"/>
@@ -428,7 +410,6 @@
     </w:p>
     <w:p>
       <w:pPr>
-        <w:keepLines/>
         <w:widowControl/>
         <w:spacing w:after="160"/>
         <w:jc w:val="both"/>
@@ -453,7 +434,6 @@
     </w:p>
     <w:p>
       <w:pPr>
-        <w:keepLines/>
         <w:widowControl/>
         <w:spacing w:after="160"/>
         <w:jc w:val="both"/>
@@ -478,7 +458,6 @@
     </w:p>
     <w:p>
       <w:pPr>
-        <w:keepLines/>
         <w:widowControl/>
         <w:spacing w:after="160"/>
         <w:jc w:val="both"/>
@@ -503,7 +482,6 @@
     </w:p>
     <w:p>
       <w:pPr>
-        <w:keepLines/>
         <w:widowControl/>
         <w:spacing w:after="160"/>
         <w:jc w:val="both"/>
@@ -528,7 +506,6 @@
     </w:p>
     <w:p>
       <w:pPr>
-        <w:keepLines/>
         <w:widowControl/>
         <w:spacing w:after="160"/>
         <w:jc w:val="both"/>
@@ -554,9 +531,8 @@
     <w:p>
       <w:pPr>
         <w:keepNext/>
-        <w:keepLines/>
-        <w:widowControl/>
-        <w:spacing w:before="240" w:after="0"/>
+        <w:widowControl/>
+        <w:spacing w:before="240" w:after="200"/>
       </w:pPr>
       <w:r>
         <w:rPr>
@@ -570,7 +546,6 @@
     </w:p>
     <w:p>
       <w:pPr>
-        <w:keepLines/>
         <w:widowControl/>
         <w:spacing w:after="160"/>
         <w:jc w:val="both"/>
@@ -595,7 +570,6 @@
     </w:p>
     <w:p>
       <w:pPr>
-        <w:keepLines/>
         <w:widowControl/>
         <w:spacing w:after="160"/>
         <w:jc w:val="both"/>
@@ -620,7 +594,6 @@
     </w:p>
     <w:p>
       <w:pPr>
-        <w:keepLines/>
         <w:widowControl/>
         <w:spacing w:after="160"/>
         <w:jc w:val="both"/>
@@ -645,7 +618,6 @@
     </w:p>
     <w:p>
       <w:pPr>
-        <w:keepLines/>
         <w:widowControl/>
         <w:spacing w:after="160"/>
         <w:jc w:val="both"/>
@@ -670,7 +642,6 @@
     </w:p>
     <w:p>
       <w:pPr>
-        <w:keepLines/>
         <w:widowControl/>
         <w:spacing w:after="160"/>
         <w:jc w:val="both"/>
@@ -695,7 +666,6 @@
     </w:p>
     <w:p>
       <w:pPr>
-        <w:keepLines/>
         <w:widowControl/>
         <w:spacing w:after="160"/>
         <w:jc w:val="both"/>
@@ -720,7 +690,6 @@
     </w:p>
     <w:p>
       <w:pPr>
-        <w:keepLines/>
         <w:widowControl/>
         <w:spacing w:after="160"/>
         <w:jc w:val="both"/>
@@ -745,7 +714,6 @@
     </w:p>
     <w:p>
       <w:pPr>
-        <w:keepLines/>
         <w:widowControl/>
         <w:spacing w:after="160"/>
         <w:jc w:val="both"/>
@@ -770,7 +738,6 @@
     </w:p>
     <w:p>
       <w:pPr>
-        <w:keepLines/>
         <w:widowControl/>
         <w:spacing w:after="160"/>
         <w:jc w:val="both"/>
@@ -795,7 +762,6 @@
     </w:p>
     <w:p>
       <w:pPr>
-        <w:keepLines/>
         <w:widowControl/>
         <w:spacing w:after="160"/>
         <w:jc w:val="both"/>
@@ -837,7 +803,6 @@
     </w:p>
     <w:p>
       <w:pPr>
-        <w:keepLines/>
         <w:widowControl/>
         <w:spacing w:after="160"/>
         <w:jc w:val="both"/>
@@ -862,7 +827,6 @@
     </w:p>
     <w:p>
       <w:pPr>
-        <w:keepLines/>
         <w:widowControl/>
         <w:spacing w:after="160"/>
         <w:jc w:val="both"/>
@@ -887,7 +851,6 @@
     </w:p>
     <w:p>
       <w:pPr>
-        <w:keepLines/>
         <w:widowControl/>
         <w:spacing w:after="160"/>
         <w:jc w:val="both"/>
@@ -913,9 +876,8 @@
     <w:p>
       <w:pPr>
         <w:keepNext/>
-        <w:keepLines/>
-        <w:widowControl/>
-        <w:spacing w:before="240" w:after="0"/>
+        <w:widowControl/>
+        <w:spacing w:before="240" w:after="200"/>
       </w:pPr>
       <w:r>
         <w:rPr>
@@ -929,7 +891,6 @@
     </w:p>
     <w:p>
       <w:pPr>
-        <w:keepLines/>
         <w:widowControl/>
         <w:spacing w:after="160"/>
         <w:jc w:val="both"/>
@@ -955,7 +916,6 @@
     <w:p>
       <w:pPr>
         <w:keepNext/>
-        <w:keepLines/>
         <w:widowControl/>
         <w:spacing w:after="160"/>
         <w:jc w:val="both"/>
@@ -980,7 +940,6 @@
     </w:p>
     <w:p>
       <w:pPr>
-        <w:keepLines/>
         <w:widowControl/>
         <w:spacing w:after="160"/>
         <w:jc w:val="both"/>
@@ -996,7 +955,6 @@
     </w:p>
     <w:p>
       <w:pPr>
-        <w:keepLines/>
         <w:widowControl/>
         <w:spacing w:after="160"/>
         <w:jc w:val="both"/>
@@ -1012,7 +970,6 @@
     </w:p>
     <w:p>
       <w:pPr>
-        <w:keepLines/>
         <w:widowControl/>
         <w:spacing w:after="160"/>
         <w:jc w:val="both"/>
@@ -1045,7 +1002,6 @@
     </w:p>
     <w:p>
       <w:pPr>
-        <w:keepLines/>
         <w:widowControl/>
         <w:spacing w:after="160"/>
         <w:jc w:val="both"/>
@@ -1062,7 +1018,6 @@
     <w:p>
       <w:pPr>
         <w:keepNext/>
-        <w:keepLines/>
         <w:widowControl/>
         <w:spacing w:after="160"/>
         <w:jc w:val="both"/>
@@ -1087,7 +1042,6 @@
     </w:p>
     <w:p>
       <w:pPr>
-        <w:keepLines/>
         <w:widowControl/>
         <w:spacing w:after="160"/>
         <w:jc w:val="both"/>
@@ -1103,7 +1057,6 @@
     </w:p>
     <w:p>
       <w:pPr>
-        <w:keepLines/>
         <w:widowControl/>
         <w:spacing w:after="160"/>
         <w:jc w:val="both"/>
@@ -1119,7 +1072,6 @@
     </w:p>
     <w:p>
       <w:pPr>
-        <w:keepLines/>
         <w:widowControl/>
         <w:spacing w:after="160"/>
         <w:jc w:val="both"/>
@@ -1135,7 +1087,6 @@
     </w:p>
     <w:p>
       <w:pPr>
-        <w:keepLines/>
         <w:widowControl/>
         <w:spacing w:after="160"/>
         <w:jc w:val="both"/>
@@ -1151,7 +1102,6 @@
     </w:p>
     <w:p>
       <w:pPr>
-        <w:keepLines/>
         <w:widowControl/>
         <w:spacing w:after="160"/>
         <w:jc w:val="both"/>
@@ -1176,7 +1126,6 @@
     </w:p>
     <w:p>
       <w:pPr>
-        <w:keepLines/>
         <w:widowControl/>
         <w:spacing w:after="160"/>
         <w:jc w:val="both"/>
@@ -1201,7 +1150,6 @@
     </w:p>
     <w:p>
       <w:pPr>
-        <w:keepLines/>
         <w:widowControl/>
         <w:spacing w:after="160"/>
         <w:jc w:val="both"/>
@@ -1218,7 +1166,6 @@
     </w:p>
     <w:p>
       <w:pPr>
-        <w:keepLines/>
         <w:widowControl/>
         <w:spacing w:after="160"/>
         <w:jc w:val="both"/>
@@ -1251,7 +1198,6 @@
     </w:p>
     <w:p>
       <w:pPr>
-        <w:keepLines/>
         <w:widowControl/>
         <w:spacing w:after="160"/>
         <w:jc w:val="both"/>
@@ -1284,7 +1230,6 @@
     </w:p>
     <w:p>
       <w:pPr>
-        <w:keepLines/>
         <w:widowControl/>
         <w:spacing w:after="160"/>
         <w:jc w:val="both"/>
@@ -1318,9 +1263,8 @@
     <w:p>
       <w:pPr>
         <w:keepNext/>
-        <w:keepLines/>
-        <w:widowControl/>
-        <w:spacing w:before="240" w:after="0"/>
+        <w:widowControl/>
+        <w:spacing w:before="240" w:after="200"/>
       </w:pPr>
       <w:r>
         <w:rPr>
@@ -1334,7 +1278,6 @@
     </w:p>
     <w:p>
       <w:pPr>
-        <w:keepLines/>
         <w:widowControl/>
         <w:spacing w:after="160"/>
         <w:jc w:val="both"/>
@@ -1359,7 +1302,6 @@
     </w:p>
     <w:p>
       <w:pPr>
-        <w:keepLines/>
         <w:widowControl/>
         <w:spacing w:after="160"/>
         <w:jc w:val="both"/>
@@ -1384,7 +1326,6 @@
     </w:p>
     <w:p>
       <w:pPr>
-        <w:keepLines/>
         <w:widowControl/>
         <w:spacing w:after="160"/>
         <w:jc w:val="both"/>
@@ -1409,7 +1350,6 @@
     </w:p>
     <w:p>
       <w:pPr>
-        <w:keepLines/>
         <w:widowControl/>
         <w:spacing w:after="160"/>
         <w:jc w:val="both"/>
@@ -1434,7 +1374,6 @@
     </w:p>
     <w:p>
       <w:pPr>
-        <w:keepLines/>
         <w:widowControl/>
         <w:spacing w:after="160"/>
         <w:jc w:val="both"/>
@@ -1459,7 +1398,6 @@
     </w:p>
     <w:p>
       <w:pPr>
-        <w:keepLines/>
         <w:widowControl/>
         <w:spacing w:after="160"/>
         <w:jc w:val="both"/>
@@ -1485,9 +1423,8 @@
     <w:p>
       <w:pPr>
         <w:keepNext/>
-        <w:keepLines/>
-        <w:widowControl/>
-        <w:spacing w:before="240" w:after="0"/>
+        <w:widowControl/>
+        <w:spacing w:before="240" w:after="200"/>
       </w:pPr>
       <w:r>
         <w:rPr>
@@ -1501,7 +1438,6 @@
     </w:p>
     <w:p>
       <w:pPr>
-        <w:keepLines/>
         <w:widowControl/>
         <w:spacing w:after="160"/>
         <w:jc w:val="both"/>
@@ -1543,7 +1479,6 @@
     </w:p>
     <w:p>
       <w:pPr>
-        <w:keepLines/>
         <w:widowControl/>
         <w:spacing w:after="160"/>
         <w:jc w:val="both"/>
@@ -1568,7 +1503,6 @@
     </w:p>
     <w:p>
       <w:pPr>
-        <w:keepLines/>
         <w:widowControl/>
         <w:spacing w:after="160"/>
         <w:jc w:val="both"/>
@@ -1593,7 +1527,6 @@
     </w:p>
     <w:p>
       <w:pPr>
-        <w:keepLines/>
         <w:widowControl/>
         <w:spacing w:after="160"/>
         <w:jc w:val="both"/>
@@ -1618,7 +1551,6 @@
     </w:p>
     <w:p>
       <w:pPr>
-        <w:keepLines/>
         <w:widowControl/>
         <w:spacing w:after="160"/>
         <w:jc w:val="both"/>
@@ -1660,7 +1592,6 @@
     </w:p>
     <w:p>
       <w:pPr>
-        <w:keepLines/>
         <w:widowControl/>
         <w:spacing w:after="160"/>
         <w:jc w:val="both"/>
@@ -1685,7 +1616,6 @@
     </w:p>
     <w:p>
       <w:pPr>
-        <w:keepLines/>
         <w:widowControl/>
         <w:spacing w:after="160"/>
         <w:jc w:val="both"/>
@@ -1711,9 +1641,8 @@
     <w:p>
       <w:pPr>
         <w:keepNext/>
-        <w:keepLines/>
-        <w:widowControl/>
-        <w:spacing w:before="240" w:after="0"/>
+        <w:widowControl/>
+        <w:spacing w:before="240" w:after="200"/>
       </w:pPr>
       <w:r>
         <w:rPr>
@@ -1727,7 +1656,6 @@
     </w:p>
     <w:p>
       <w:pPr>
-        <w:keepLines/>
         <w:widowControl/>
         <w:spacing w:after="160"/>
         <w:jc w:val="both"/>
@@ -1752,7 +1680,6 @@
     </w:p>
     <w:p>
       <w:pPr>
-        <w:keepLines/>
         <w:widowControl/>
         <w:spacing w:after="160"/>
         <w:jc w:val="both"/>
@@ -1777,7 +1704,6 @@
     </w:p>
     <w:p>
       <w:pPr>
-        <w:keepLines/>
         <w:widowControl/>
         <w:spacing w:after="160"/>
         <w:jc w:val="both"/>
@@ -1802,7 +1728,6 @@
     </w:p>
     <w:p>
       <w:pPr>
-        <w:keepLines/>
         <w:widowControl/>
         <w:spacing w:after="160"/>
         <w:jc w:val="both"/>
@@ -1827,7 +1752,6 @@
     </w:p>
     <w:p>
       <w:pPr>
-        <w:keepLines/>
         <w:widowControl/>
         <w:spacing w:after="160"/>
         <w:jc w:val="both"/>
@@ -1853,9 +1777,8 @@
     <w:p>
       <w:pPr>
         <w:keepNext/>
-        <w:keepLines/>
-        <w:widowControl/>
-        <w:spacing w:before="240" w:after="0"/>
+        <w:widowControl/>
+        <w:spacing w:before="240" w:after="200"/>
       </w:pPr>
       <w:r>
         <w:rPr>
@@ -1869,7 +1792,6 @@
     </w:p>
     <w:p>
       <w:pPr>
-        <w:keepLines/>
         <w:widowControl/>
         <w:spacing w:after="160"/>
         <w:jc w:val="both"/>
@@ -1894,7 +1816,6 @@
     </w:p>
     <w:p>
       <w:pPr>
-        <w:keepLines/>
         <w:widowControl/>
         <w:spacing w:after="160"/>
         <w:jc w:val="both"/>
@@ -1937,9 +1858,8 @@
     <w:p>
       <w:pPr>
         <w:keepNext/>
-        <w:keepLines/>
-        <w:widowControl/>
-        <w:spacing w:before="240" w:after="0"/>
+        <w:widowControl/>
+        <w:spacing w:before="240" w:after="200"/>
       </w:pPr>
       <w:r>
         <w:rPr>
@@ -1953,7 +1873,6 @@
     </w:p>
     <w:p>
       <w:pPr>
-        <w:keepLines/>
         <w:widowControl/>
         <w:spacing w:after="160"/>
         <w:jc w:val="both"/>
@@ -1979,7 +1898,6 @@
     <w:p>
       <w:pPr>
         <w:keepNext/>
-        <w:keepLines/>
         <w:widowControl/>
         <w:spacing w:after="160"/>
         <w:jc w:val="both"/>
@@ -2021,7 +1939,6 @@
     </w:p>
     <w:p>
       <w:pPr>
-        <w:keepLines/>
         <w:widowControl/>
         <w:spacing w:after="160"/>
         <w:jc w:val="both"/>
@@ -2037,7 +1954,6 @@
     </w:p>
     <w:p>
       <w:pPr>
-        <w:keepLines/>
         <w:widowControl/>
         <w:spacing w:after="160"/>
         <w:jc w:val="both"/>
@@ -2053,7 +1969,6 @@
     </w:p>
     <w:p>
       <w:pPr>
-        <w:keepLines/>
         <w:widowControl/>
         <w:spacing w:after="160"/>
         <w:jc w:val="both"/>
@@ -2069,7 +1984,6 @@
     </w:p>
     <w:p>
       <w:pPr>
-        <w:keepLines/>
         <w:widowControl/>
         <w:spacing w:after="160"/>
         <w:jc w:val="both"/>
@@ -2085,7 +1999,6 @@
     </w:p>
     <w:p>
       <w:pPr>
-        <w:keepLines/>
         <w:widowControl/>
         <w:spacing w:after="160"/>
         <w:jc w:val="both"/>
@@ -2110,7 +2023,6 @@
     </w:p>
     <w:p>
       <w:pPr>
-        <w:keepLines/>
         <w:widowControl/>
         <w:spacing w:after="160"/>
         <w:jc w:val="both"/>
@@ -2135,7 +2047,6 @@
     </w:p>
     <w:p>
       <w:pPr>
-        <w:keepLines/>
         <w:widowControl/>
         <w:spacing w:after="160"/>
         <w:jc w:val="both"/>
@@ -2152,7 +2063,6 @@
     </w:p>
     <w:p>
       <w:pPr>
-        <w:keepLines/>
         <w:widowControl/>
         <w:spacing w:after="160"/>
         <w:jc w:val="both"/>
@@ -2185,7 +2095,6 @@
     </w:p>
     <w:p>
       <w:pPr>
-        <w:keepLines/>
         <w:widowControl/>
         <w:spacing w:after="160"/>
         <w:jc w:val="both"/>
@@ -2218,7 +2127,6 @@
     </w:p>
     <w:p>
       <w:pPr>
-        <w:keepLines/>
         <w:widowControl/>
         <w:spacing w:after="160"/>
         <w:jc w:val="both"/>
@@ -2251,7 +2159,6 @@
     </w:p>
     <w:p>
       <w:pPr>
-        <w:keepLines/>
         <w:widowControl/>
         <w:spacing w:after="160"/>
         <w:jc w:val="both"/>
@@ -2284,7 +2191,6 @@
     </w:p>
     <w:p>
       <w:pPr>
-        <w:keepLines/>
         <w:widowControl/>
         <w:spacing w:after="160"/>
         <w:jc w:val="both"/>
@@ -2310,9 +2216,8 @@
     <w:p>
       <w:pPr>
         <w:keepNext/>
-        <w:keepLines/>
-        <w:widowControl/>
-        <w:spacing w:before="240" w:after="0"/>
+        <w:widowControl/>
+        <w:spacing w:before="240" w:after="200"/>
       </w:pPr>
       <w:r>
         <w:rPr>
@@ -2326,7 +2231,6 @@
     </w:p>
     <w:p>
       <w:pPr>
-        <w:keepLines/>
         <w:widowControl/>
         <w:spacing w:after="160"/>
         <w:jc w:val="both"/>
@@ -2351,7 +2255,6 @@
     </w:p>
     <w:p>
       <w:pPr>
-        <w:keepLines/>
         <w:widowControl/>
         <w:spacing w:after="160"/>
         <w:jc w:val="both"/>
@@ -2376,7 +2279,6 @@
     </w:p>
     <w:p>
       <w:pPr>
-        <w:keepLines/>
         <w:widowControl/>
         <w:spacing w:after="160"/>
         <w:jc w:val="both"/>
@@ -2402,9 +2304,8 @@
     <w:p>
       <w:pPr>
         <w:keepNext/>
-        <w:keepLines/>
-        <w:widowControl/>
-        <w:spacing w:before="240" w:after="0"/>
+        <w:widowControl/>
+        <w:spacing w:before="240" w:after="200"/>
       </w:pPr>
       <w:r>
         <w:rPr>
@@ -2418,7 +2319,6 @@
     </w:p>
     <w:p>
       <w:pPr>
-        <w:keepLines/>
         <w:widowControl/>
         <w:spacing w:after="160"/>
         <w:jc w:val="both"/>
@@ -2443,7 +2343,6 @@
     </w:p>
     <w:p>
       <w:pPr>
-        <w:keepLines/>
         <w:widowControl/>
         <w:spacing w:after="160"/>
         <w:jc w:val="both"/>
@@ -2468,7 +2367,6 @@
     </w:p>
     <w:p>
       <w:pPr>
-        <w:keepLines/>
         <w:widowControl/>
         <w:spacing w:after="160"/>
         <w:jc w:val="both"/>
@@ -2494,9 +2392,8 @@
     <w:p>
       <w:pPr>
         <w:keepNext/>
-        <w:keepLines/>
-        <w:widowControl/>
-        <w:spacing w:before="240" w:after="0"/>
+        <w:widowControl/>
+        <w:spacing w:before="240" w:after="200"/>
       </w:pPr>
       <w:r>
         <w:rPr>
@@ -2510,7 +2407,6 @@
     </w:p>
     <w:p>
       <w:pPr>
-        <w:keepLines/>
         <w:widowControl/>
         <w:spacing w:after="160"/>
         <w:jc w:val="both"/>
@@ -2535,7 +2431,6 @@
     </w:p>
     <w:p>
       <w:pPr>
-        <w:keepLines/>
         <w:widowControl/>
         <w:spacing w:after="160"/>
         <w:jc w:val="both"/>
@@ -2560,7 +2455,6 @@
     </w:p>
     <w:p>
       <w:pPr>
-        <w:keepLines/>
         <w:widowControl/>
         <w:spacing w:after="160"/>
         <w:jc w:val="both"/>
@@ -2585,7 +2479,6 @@
     </w:p>
     <w:p>
       <w:pPr>
-        <w:keepLines/>
         <w:widowControl/>
         <w:spacing w:after="160"/>
         <w:jc w:val="both"/>
@@ -2610,7 +2503,6 @@
     </w:p>
     <w:p>
       <w:pPr>
-        <w:keepLines/>
         <w:widowControl/>
         <w:spacing w:after="160"/>
         <w:jc w:val="both"/>
@@ -2636,9 +2528,8 @@
     <w:p>
       <w:pPr>
         <w:keepNext/>
-        <w:keepLines/>
-        <w:widowControl/>
-        <w:spacing w:before="240" w:after="0"/>
+        <w:widowControl/>
+        <w:spacing w:before="240" w:after="200"/>
       </w:pPr>
       <w:r>
         <w:rPr>
@@ -2652,7 +2543,6 @@
     </w:p>
     <w:p>
       <w:pPr>
-        <w:keepLines/>
         <w:widowControl/>
         <w:spacing w:after="160"/>
         <w:jc w:val="both"/>
@@ -2677,7 +2567,6 @@
     </w:p>
     <w:p>
       <w:pPr>
-        <w:keepLines/>
         <w:widowControl/>
         <w:spacing w:after="160"/>
         <w:jc w:val="both"/>
@@ -2703,9 +2592,8 @@
     <w:p>
       <w:pPr>
         <w:keepNext/>
-        <w:keepLines/>
-        <w:widowControl/>
-        <w:spacing w:before="240" w:after="0"/>
+        <w:widowControl/>
+        <w:spacing w:before="240" w:after="200"/>
       </w:pPr>
       <w:r>
         <w:rPr>
@@ -2719,7 +2607,6 @@
     </w:p>
     <w:p>
       <w:pPr>
-        <w:keepLines/>
         <w:widowControl/>
         <w:spacing w:after="160"/>
         <w:jc w:val="both"/>
@@ -2744,7 +2631,6 @@
     </w:p>
     <w:p>
       <w:pPr>
-        <w:keepLines/>
         <w:widowControl/>
         <w:spacing w:after="160"/>
         <w:jc w:val="both"/>
@@ -2769,7 +2655,6 @@
     </w:p>
     <w:p>
       <w:pPr>
-        <w:keepLines/>
         <w:widowControl/>
         <w:spacing w:after="160"/>
         <w:jc w:val="both"/>
@@ -2794,7 +2679,6 @@
     </w:p>
     <w:p>
       <w:pPr>
-        <w:keepLines/>
         <w:widowControl/>
         <w:spacing w:after="160"/>
         <w:jc w:val="both"/>
@@ -2819,7 +2703,6 @@
     </w:p>
     <w:p>
       <w:pPr>
-        <w:keepLines/>
         <w:widowControl/>
         <w:spacing w:after="160"/>
         <w:jc w:val="both"/>
@@ -2844,7 +2727,6 @@
     </w:p>
     <w:p>
       <w:pPr>
-        <w:keepLines/>
         <w:widowControl/>
         <w:spacing w:after="160"/>
         <w:jc w:val="both"/>
@@ -2869,7 +2751,6 @@
     </w:p>
     <w:p>
       <w:pPr>
-        <w:keepLines/>
         <w:widowControl/>
         <w:spacing w:after="160"/>
         <w:jc w:val="both"/>
@@ -2894,7 +2775,6 @@
     </w:p>
     <w:p>
       <w:pPr>
-        <w:keepLines/>
         <w:widowControl/>
         <w:spacing w:after="160"/>
         <w:jc w:val="both"/>
@@ -2919,7 +2799,6 @@
     </w:p>
     <w:p>
       <w:pPr>
-        <w:keepLines/>
         <w:widowControl/>
         <w:spacing w:after="160"/>
         <w:jc w:val="both"/>
@@ -2944,7 +2823,6 @@
     </w:p>
     <w:p>
       <w:pPr>
-        <w:keepLines/>
         <w:widowControl/>
         <w:spacing w:after="160"/>
         <w:jc w:val="both"/>
@@ -2968,16 +2846,11 @@
       </w:r>
     </w:p>
     <w:p>
-      <w:r>
-        <w:br w:type="page"/>
-      </w:r>
-    </w:p>
-    <w:p>
-      <w:pPr>
+      <w:pPr>
+        <w:pageBreakBefore/>
         <w:keepNext/>
-        <w:keepLines/>
-        <w:widowControl/>
-        <w:spacing w:before="240" w:after="0"/>
+        <w:widowControl/>
+        <w:spacing w:before="240" w:after="200"/>
       </w:pPr>
       <w:r>
         <w:rPr>
@@ -2991,7 +2864,6 @@
     </w:p>
     <w:p>
       <w:pPr>
-        <w:keepLines/>
         <w:widowControl/>
         <w:spacing w:after="160"/>
         <w:jc w:val="both"/>
@@ -3008,7 +2880,6 @@
     <w:p>
       <w:pPr>
         <w:keepNext/>
-        <w:keepLines/>
         <w:widowControl/>
         <w:spacing w:after="160"/>
         <w:jc w:val="both"/>
@@ -3025,7 +2896,6 @@
     </w:p>
     <w:p>
       <w:pPr>
-        <w:keepLines/>
         <w:widowControl/>
         <w:spacing w:after="160"/>
         <w:jc w:val="both"/>
@@ -3041,7 +2911,6 @@
     </w:p>
     <w:p>
       <w:pPr>
-        <w:keepLines/>
         <w:widowControl/>
         <w:spacing w:after="160"/>
         <w:jc w:val="both"/>
@@ -3056,16 +2925,11 @@
       </w:r>
     </w:p>
     <w:p>
-      <w:r>
-        <w:br w:type="page"/>
-      </w:r>
-    </w:p>
-    <w:p>
-      <w:pPr>
+      <w:pPr>
+        <w:pageBreakBefore/>
         <w:keepNext/>
-        <w:keepLines/>
-        <w:widowControl/>
-        <w:spacing w:before="240" w:after="0"/>
+        <w:widowControl/>
+        <w:spacing w:before="240" w:after="200"/>
       </w:pPr>
       <w:r>
         <w:rPr>
@@ -3079,7 +2943,6 @@
     </w:p>
     <w:p>
       <w:pPr>
-        <w:keepLines/>
         <w:widowControl/>
         <w:spacing w:after="160"/>
         <w:jc w:val="both"/>
@@ -3467,7 +3330,6 @@
     </w:tbl>
     <w:p>
       <w:pPr>
-        <w:keepLines/>
         <w:widowControl/>
         <w:spacing w:after="160"/>
       </w:pPr>
@@ -3481,7 +3343,6 @@
     <w:p>
       <w:pPr>
         <w:keepNext/>
-        <w:keepLines/>
         <w:widowControl/>
         <w:spacing w:after="160"/>
         <w:jc w:val="both"/>
@@ -3498,7 +3359,6 @@
     </w:p>
     <w:p>
       <w:pPr>
-        <w:keepLines/>
         <w:widowControl/>
         <w:spacing w:after="160"/>
         <w:jc w:val="both"/>
@@ -3530,16 +3390,11 @@
       </w:r>
     </w:p>
     <w:p>
-      <w:r>
-        <w:br w:type="page"/>
-      </w:r>
-    </w:p>
-    <w:p>
-      <w:pPr>
+      <w:pPr>
+        <w:pageBreakBefore/>
         <w:keepNext/>
-        <w:keepLines/>
-        <w:widowControl/>
-        <w:spacing w:before="240" w:after="0"/>
+        <w:widowControl/>
+        <w:spacing w:before="240" w:after="200"/>
       </w:pPr>
       <w:r>
         <w:rPr>
@@ -3554,7 +3409,6 @@
     <w:p>
       <w:pPr>
         <w:keepNext/>
-        <w:keepLines/>
         <w:widowControl/>
         <w:spacing w:after="160"/>
         <w:jc w:val="both"/>
@@ -3571,7 +3425,6 @@
     </w:p>
     <w:p>
       <w:pPr>
-        <w:keepLines/>
         <w:widowControl/>
         <w:spacing w:after="160"/>
         <w:jc w:val="both"/>
@@ -4065,7 +3918,6 @@
     </w:tbl>
     <w:p>
       <w:pPr>
-        <w:keepLines/>
         <w:widowControl/>
         <w:spacing w:after="160"/>
       </w:pPr>
@@ -4079,7 +3931,6 @@
     <w:p>
       <w:pPr>
         <w:keepNext/>
-        <w:keepLines/>
         <w:widowControl/>
         <w:spacing w:after="160"/>
         <w:jc w:val="both"/>
@@ -4096,7 +3947,6 @@
     </w:p>
     <w:p>
       <w:pPr>
-        <w:keepLines/>
         <w:widowControl/>
         <w:spacing w:after="160"/>
         <w:jc w:val="both"/>
@@ -4112,7 +3962,6 @@
     </w:p>
     <w:p>
       <w:pPr>
-        <w:keepLines/>
         <w:widowControl/>
         <w:spacing w:after="160"/>
         <w:jc w:val="both"/>
@@ -4127,16 +3976,11 @@
       </w:r>
     </w:p>
     <w:p>
-      <w:r>
-        <w:br w:type="page"/>
-      </w:r>
-    </w:p>
-    <w:p>
-      <w:pPr>
+      <w:pPr>
+        <w:pageBreakBefore/>
         <w:keepNext/>
-        <w:keepLines/>
-        <w:widowControl/>
-        <w:spacing w:before="240" w:after="0"/>
+        <w:widowControl/>
+        <w:spacing w:before="240" w:after="200"/>
       </w:pPr>
       <w:r>
         <w:rPr>
@@ -4150,7 +3994,6 @@
     </w:p>
     <w:p>
       <w:pPr>
-        <w:keepLines/>
         <w:widowControl/>
         <w:spacing w:after="160"/>
         <w:jc w:val="both"/>
@@ -4806,20 +4649,18 @@
     </w:tbl>
     <w:p>
       <w:pPr>
-        <w:keepLines/>
-        <w:widowControl/>
-        <w:spacing w:after="160"/>
-      </w:pPr>
-      <w:r>
-        <w:rPr>
-          <w:rFonts w:ascii="Times New Roman" w:hAnsi="Times New Roman"/>
-          <w:sz w:val="24"/>
-        </w:rPr>
-      </w:r>
-    </w:p>
-    <w:p>
-      <w:pPr>
-        <w:keepLines/>
+        <w:widowControl/>
+        <w:spacing w:after="160"/>
+      </w:pPr>
+      <w:r>
+        <w:rPr>
+          <w:rFonts w:ascii="Times New Roman" w:hAnsi="Times New Roman"/>
+          <w:sz w:val="24"/>
+        </w:rPr>
+      </w:r>
+    </w:p>
+    <w:p>
+      <w:pPr>
         <w:widowControl/>
         <w:spacing w:after="160"/>
         <w:jc w:val="both"/>
@@ -4878,8 +4719,7 @@
     <w:pPrDefault>
       <w:pPr>
         <w:widowControl/>
-        <w:keepLines/>
-        <w:spacing w:after="160"/>
+        <w:spacing w:after="200" w:line="276" w:lineRule="auto"/>
         <w:jc w:val="both"/>
       </w:pPr>
     </w:pPrDefault>
@@ -4894,7 +4734,7 @@
       <w:keepNext/>
       <w:keepLines/>
       <w:widowControl/>
-      <w:spacing w:before="240" w:after="0"/>
+      <w:spacing w:before="240" w:after="200"/>
     </w:pPr>
     <w:rPr>
       <w:rFonts w:ascii="Times New Roman" w:hAnsi="Times New Roman"/>
@@ -4909,7 +4749,7 @@
       <w:keepNext/>
       <w:keepLines/>
       <w:widowControl/>
-      <w:spacing w:before="240" w:after="0"/>
+      <w:spacing w:before="240" w:after="200"/>
     </w:pPr>
     <w:rPr>
       <w:rFonts w:ascii="Times New Roman" w:hAnsi="Times New Roman"/>
@@ -4924,7 +4764,7 @@
       <w:keepNext/>
       <w:keepLines/>
       <w:widowControl/>
-      <w:spacing w:before="240" w:after="0"/>
+      <w:spacing w:before="240" w:after="200"/>
     </w:pPr>
     <w:rPr>
       <w:rFonts w:ascii="Times New Roman" w:hAnsi="Times New Roman"/>

--- a/docs/word/SMMEMDE - FPSLLC Operating Agreement - Member-Managed Single Member (Disregarded) - DRAFT.docx
+++ b/docs/word/SMMEMDE - FPSLLC Operating Agreement - Member-Managed Single Member (Disregarded) - DRAFT.docx
@@ -1150,6 +1150,7 @@
     </w:p>
     <w:p>
       <w:pPr>
+        <w:keepNext/>
         <w:widowControl/>
         <w:spacing w:after="160"/>
         <w:jc w:val="both"/>
@@ -2047,6 +2048,7 @@
     </w:p>
     <w:p>
       <w:pPr>
+        <w:keepNext/>
         <w:widowControl/>
         <w:spacing w:after="160"/>
         <w:jc w:val="both"/>
@@ -3425,6 +3427,7 @@
     </w:p>
     <w:p>
       <w:pPr>
+        <w:keepNext/>
         <w:widowControl/>
         <w:spacing w:after="160"/>
         <w:jc w:val="both"/>

--- a/docs/word/SMMEMDE - FPSLLC Operating Agreement - Member-Managed Single Member (Disregarded) - DRAFT.docx
+++ b/docs/word/SMMEMDE - FPSLLC Operating Agreement - Member-Managed Single Member (Disregarded) - DRAFT.docx
@@ -3975,7 +3975,7 @@
           <w:sz w:val="24"/>
           <w:szCs w:val="24"/>
         </w:rPr>
-        <w:t xml:space="preserve">[MEMBER NAME], Member</w:t>
+        <w:t xml:space="preserve">[ADOPTER NAME], Member</w:t>
       </w:r>
     </w:p>
     <w:p>

--- a/docs/word/SMMEMDE - FPSLLC Operating Agreement - Member-Managed Single Member (Disregarded) - DRAFT.docx
+++ b/docs/word/SMMEMDE - FPSLLC Operating Agreement - Member-Managed Single Member (Disregarded) - DRAFT.docx
@@ -4676,6 +4676,22 @@
           <w:szCs w:val="24"/>
         </w:rPr>
         <w:t xml:space="preserve">Form document — [COMPANY NAME], LLC Operating Agreement (Member-Managed, Single Member / Disregarded Entity), v1 draft. Statutory citations verified against Online Sunshine: ss. 605.2103, 605.2107, 605.2201, 605.2202, 605.2301, 605.2303, 605.2304, 605.2401, 605.2501, 605.2604, 605.0302, 605.04074, 48.062, 711.50–711.512, Fla. Stat.</w:t>
+      </w:r>
+    </w:p>
+    <w:p>
+      <w:pPr>
+        <w:widowControl/>
+        <w:spacing w:after="160"/>
+        <w:jc w:val="both"/>
+      </w:pPr>
+      <w:r>
+        <w:rPr>
+          <w:rFonts w:ascii="Times New Roman" w:hAnsi="Times New Roman"/>
+          <w:i/>
+          <w:sz w:val="24"/>
+          <w:szCs w:val="24"/>
+        </w:rPr>
+        <w:t xml:space="preserve">[TITLE] of [COMPANY NAME], LLC — generated by MyFloridaSeriesLLC · Master [EDITION]</w:t>
       </w:r>
     </w:p>
     <w:sectPr>

--- a/docs/word/SMMEMDE - FPSLLC Operating Agreement - Member-Managed Single Member (Disregarded) - DRAFT.docx
+++ b/docs/word/SMMEMDE - FPSLLC Operating Agreement - Member-Managed Single Member (Disregarded) - DRAFT.docx
@@ -3742,7 +3742,7 @@
                 <w:sz w:val="22"/>
                 <w:szCs w:val="22"/>
               </w:rPr>
-              <w:t xml:space="preserve">By the Company: $[AMOUNT] on [DATE] [and/or described property]</w:t>
+              <w:t xml:space="preserve">By the Company: [CONTRIBUTION]</w:t>
             </w:r>
           </w:p>
         </w:tc>

--- a/docs/word/SMMEMDE - FPSLLC Operating Agreement - Member-Managed Single Member (Disregarded) - DRAFT.docx
+++ b/docs/word/SMMEMDE - FPSLLC Operating Agreement - Member-Managed Single Member (Disregarded) - DRAFT.docx
@@ -1394,7 +1394,7 @@
           <w:sz w:val="24"/>
           <w:szCs w:val="24"/>
         </w:rPr>
-        <w:t xml:space="preserve"> The Membership Interest is "registered" with the Company within the meaning of s. 711.501(7), Florida Statutes. Exhibit A serves as the initial "registration in beneficiary form" under ss. 711.50–711.512, Florida Statutes, and reflects the Member's designation, if any, of the person or persons who will become the owner of the Membership Interest upon the Member's death. The Member may designate any person or entity as a beneficiary. The Member may change, delete, or add a TOD designation by a signed writing, witnessed by two witnesses, maintained with the Company's records; the change is effective upon execution, and Exhibit A shall be updated to reflect it (though updating is not required for effectiveness). A beneficiary who becomes the owner of the Membership Interest under this Section succeeds to the Membership Interest subject to this Agreement and is admitted as the Member upon delivery to the Company of a written agreement to be bound by this Agreement.</w:t>
+        <w:t xml:space="preserve"> The Membership Interest is "registered" with the Company within the meaning of s. 711.501(7), Florida Statutes. Exhibit A serves as the initial "registration in beneficiary form" under ss. 711.50–711.512, Florida Statutes, and reflects the Member's designation, if any, of the person or persons who will become the owner of the Membership Interest upon the Member's death. The Member, if an individual, may designate any person or entity as a beneficiary. The Member may change, delete, or add a TOD designation by a signed writing, witnessed by two witnesses, maintained with the Company's records; the change is effective upon execution, and Exhibit A shall be updated to reflect it (though updating is not required for effectiveness). A beneficiary who becomes the owner of the Membership Interest under this Section succeeds to the Membership Interest subject to this Agreement and is admitted as the Member upon delivery to the Company of a written agreement to be bound by this Agreement.</w:t>
       </w:r>
     </w:p>
     <w:p>

--- a/docs/word/SMMEMDE - FPSLLC Operating Agreement - Member-Managed Single Member (Disregarded) - DRAFT.docx
+++ b/docs/word/SMMEMDE - FPSLLC Operating Agreement - Member-Managed Single Member (Disregarded) - DRAFT.docx
@@ -1419,6 +1419,30 @@
           <w:szCs w:val="24"/>
         </w:rPr>
         <w:t xml:space="preserve"> While the Member is Incapacitated, the Member's rights under this Agreement — including the right to vote, to consent, and to sign any instrument — are exercised by the Member's agent under a durable power of attorney conferring that authority or, if there is none, by the Member's court-appointed guardian. The Company may rely on a certified copy of the power of attorney or of the letters of guardianship without further inquiry.</w:t>
+      </w:r>
+    </w:p>
+    <w:p>
+      <w:pPr>
+        <w:widowControl/>
+        <w:spacing w:after="160"/>
+        <w:jc w:val="both"/>
+      </w:pPr>
+      <w:r>
+        <w:rPr>
+          <w:rFonts w:ascii="Times New Roman" w:hAnsi="Times New Roman"/>
+          <w:b/>
+          <w:sz w:val="24"/>
+          <w:szCs w:val="24"/>
+        </w:rPr>
+        <w:t xml:space="preserve">4.7 Bankruptcy or Insolvency of the Member.</w:t>
+      </w:r>
+      <w:r>
+        <w:rPr>
+          <w:rFonts w:ascii="Times New Roman" w:hAnsi="Times New Roman"/>
+          <w:sz w:val="24"/>
+          <w:szCs w:val="24"/>
+        </w:rPr>
+        <w:t xml:space="preserve"> The Member is not dissociated, and the Membership Interest is not forfeited, terminated, or modified, by reason of the Member becoming a debtor in bankruptcy, executing an assignment for the benefit of creditors, or the appointment of a trustee, receiver, or liquidator of the Member or of all or substantially all of the Member's property, and each such event is excluded as an event of dissociation under s. 605.0602, Florida Statutes. The Company and each Protected Series continue without dissolution or winding up. A person who succeeds to all or any part of the Membership Interest by reason of such an event holds it subject to this Agreement and is admitted as the Member upon delivery to the Company of a written agreement to be bound by this Agreement.</w:t>
       </w:r>
     </w:p>
     <w:p>

--- a/docs/word/SMMEMDE - FPSLLC Operating Agreement - Member-Managed Single Member (Disregarded) - DRAFT.docx
+++ b/docs/word/SMMEMDE - FPSLLC Operating Agreement - Member-Managed Single Member (Disregarded) - DRAFT.docx
@@ -2900,7 +2900,7 @@
           <w:sz w:val="24"/>
           <w:szCs w:val="24"/>
         </w:rPr>
-        <w:t xml:space="preserve">IN WITNESS WHEREOF, the undersigned has executed this Agreement effective as of the Effective Date.</w:t>
+        <w:t xml:space="preserve">IN WITNESS WHEREOF, the undersigned has executed this Agreement effective as of the date set forth below.</w:t>
       </w:r>
     </w:p>
     <w:p>
@@ -2948,6 +2948,22 @@
           <w:szCs w:val="24"/>
         </w:rPr>
         <w:t xml:space="preserve">[MEMBER NAME]</w:t>
+      </w:r>
+    </w:p>
+    <w:p>
+      <w:pPr>
+        <w:keepNext/>
+        <w:widowControl/>
+        <w:spacing w:after="160"/>
+        <w:jc w:val="both"/>
+      </w:pPr>
+      <w:r>
+        <w:rPr>
+          <w:rFonts w:ascii="Times New Roman" w:hAnsi="Times New Roman"/>
+          <w:sz w:val="24"/>
+          <w:szCs w:val="24"/>
+        </w:rPr>
+        <w:t xml:space="preserve">Date: _____________________________</w:t>
       </w:r>
     </w:p>
     <w:p>
@@ -3349,6 +3365,63 @@
                 <w:szCs w:val="22"/>
               </w:rPr>
               <w:t xml:space="preserve">[DATE]</w:t>
+            </w:r>
+          </w:p>
+        </w:tc>
+      </w:tr>
+      <w:tr>
+        <w:trPr>
+          <w:cantSplit/>
+        </w:trPr>
+        <w:tc>
+          <w:tcPr>
+            <w:tcW w:w="4680" w:type="dxa"/>
+            <w:tcMar>
+              <w:top w:w="60" w:type="dxa"/>
+              <w:left w:w="108" w:type="dxa"/>
+              <w:bottom w:w="60" w:type="dxa"/>
+              <w:right w:w="108" w:type="dxa"/>
+            </w:tcMar>
+          </w:tcPr>
+          <w:p>
+            <w:pPr>
+              <w:keepLines/>
+              <w:widowControl/>
+              <w:spacing w:before="40" w:after="40"/>
+            </w:pPr>
+            <w:r>
+              <w:rPr>
+                <w:rFonts w:ascii="Times New Roman" w:hAnsi="Times New Roman"/>
+                <w:sz w:val="22"/>
+                <w:szCs w:val="22"/>
+              </w:rPr>
+              <w:t xml:space="preserve">Initial contributions to Protected Series (treated as contributed first to the Company and then by the Company to the series)</w:t>
+            </w:r>
+          </w:p>
+        </w:tc>
+        <w:tc>
+          <w:tcPr>
+            <w:tcW w:w="4680" w:type="dxa"/>
+            <w:tcMar>
+              <w:top w:w="60" w:type="dxa"/>
+              <w:left w:w="108" w:type="dxa"/>
+              <w:bottom w:w="60" w:type="dxa"/>
+              <w:right w:w="108" w:type="dxa"/>
+            </w:tcMar>
+          </w:tcPr>
+          <w:p>
+            <w:pPr>
+              <w:keepLines/>
+              <w:widowControl/>
+              <w:spacing w:before="40" w:after="40"/>
+            </w:pPr>
+            <w:r>
+              <w:rPr>
+                <w:rFonts w:ascii="Times New Roman" w:hAnsi="Times New Roman"/>
+                <w:sz w:val="22"/>
+                <w:szCs w:val="22"/>
+              </w:rPr>
+              <w:t xml:space="preserve">[SERIES CONTRIBUTIONS]</w:t>
             </w:r>
           </w:p>
         </w:tc>

--- a/docs/word/SMMEMDE - FPSLLC Operating Agreement - Member-Managed Single Member (Disregarded) - DRAFT.docx
+++ b/docs/word/SMMEMDE - FPSLLC Operating Agreement - Member-Managed Single Member (Disregarded) - DRAFT.docx
@@ -3395,7 +3395,7 @@
                 <w:sz w:val="22"/>
                 <w:szCs w:val="22"/>
               </w:rPr>
-              <w:t xml:space="preserve">Initial contributions to Protected Series (treated as contributed first to the Company and then by the Company to the series)</w:t>
+              <w:t xml:space="preserve">Capital allocated by the Company to Protected Series</w:t>
             </w:r>
           </w:p>
         </w:tc>
@@ -3422,6 +3422,63 @@
                 <w:szCs w:val="22"/>
               </w:rPr>
               <w:t xml:space="preserve">[SERIES CONTRIBUTIONS]</w:t>
+            </w:r>
+          </w:p>
+        </w:tc>
+      </w:tr>
+      <w:tr>
+        <w:trPr>
+          <w:cantSplit/>
+        </w:trPr>
+        <w:tc>
+          <w:tcPr>
+            <w:tcW w:w="4680" w:type="dxa"/>
+            <w:tcMar>
+              <w:top w:w="60" w:type="dxa"/>
+              <w:left w:w="108" w:type="dxa"/>
+              <w:bottom w:w="60" w:type="dxa"/>
+              <w:right w:w="108" w:type="dxa"/>
+            </w:tcMar>
+          </w:tcPr>
+          <w:p>
+            <w:pPr>
+              <w:keepLines/>
+              <w:widowControl/>
+              <w:spacing w:before="40" w:after="40"/>
+            </w:pPr>
+            <w:r>
+              <w:rPr>
+                <w:rFonts w:ascii="Times New Roman" w:hAnsi="Times New Roman"/>
+                <w:sz w:val="22"/>
+                <w:szCs w:val="22"/>
+              </w:rPr>
+              <w:t xml:space="preserve">Retained by the Company</w:t>
+            </w:r>
+          </w:p>
+        </w:tc>
+        <w:tc>
+          <w:tcPr>
+            <w:tcW w:w="4680" w:type="dxa"/>
+            <w:tcMar>
+              <w:top w:w="60" w:type="dxa"/>
+              <w:left w:w="108" w:type="dxa"/>
+              <w:bottom w:w="60" w:type="dxa"/>
+              <w:right w:w="108" w:type="dxa"/>
+            </w:tcMar>
+          </w:tcPr>
+          <w:p>
+            <w:pPr>
+              <w:keepLines/>
+              <w:widowControl/>
+              <w:spacing w:before="40" w:after="40"/>
+            </w:pPr>
+            <w:r>
+              <w:rPr>
+                <w:rFonts w:ascii="Times New Roman" w:hAnsi="Times New Roman"/>
+                <w:sz w:val="22"/>
+                <w:szCs w:val="22"/>
+              </w:rPr>
+              <w:t xml:space="preserve">[RETAINED]</w:t>
             </w:r>
           </w:p>
         </w:tc>

--- a/docs/word/SMMEMDE - FPSLLC Operating Agreement - Member-Managed Single Member (Disregarded) - DRAFT.docx
+++ b/docs/word/SMMEMDE - FPSLLC Operating Agreement - Member-Managed Single Member (Disregarded) - DRAFT.docx
@@ -3494,6 +3494,156 @@
           <w:rFonts w:ascii="Times New Roman" w:hAnsi="Times New Roman"/>
           <w:sz w:val="24"/>
         </w:rPr>
+      </w:r>
+    </w:p>
+    <w:p>
+      <w:pPr>
+        <w:keepNext/>
+        <w:widowControl/>
+        <w:spacing w:after="160"/>
+        <w:jc w:val="both"/>
+      </w:pPr>
+      <w:r>
+        <w:rPr>
+          <w:rFonts w:ascii="Times New Roman" w:hAnsi="Times New Roman"/>
+          <w:b/>
+          <w:sz w:val="24"/>
+          <w:szCs w:val="24"/>
+        </w:rPr>
+        <w:t xml:space="preserve">Contributed assets:</w:t>
+      </w:r>
+    </w:p>
+    <w:tbl>
+      <w:tblPr>
+        <w:tblStyle w:val="TableGrid"/>
+        <w:tblW w:w="0" w:type="auto"/>
+        <w:tblBorders>
+          <w:top w:val="single" w:sz="4" w:space="0" w:color="999999"/>
+          <w:left w:val="single" w:sz="4" w:space="0" w:color="999999"/>
+          <w:bottom w:val="single" w:sz="4" w:space="0" w:color="999999"/>
+          <w:right w:val="single" w:sz="4" w:space="0" w:color="999999"/>
+          <w:insideH w:val="single" w:sz="4" w:space="0" w:color="999999"/>
+          <w:insideV w:val="single" w:sz="4" w:space="0" w:color="999999"/>
+        </w:tblBorders>
+      </w:tblPr>
+      <w:tblGrid>
+        <w:gridCol w:w="3120"/>
+        <w:gridCol w:w="3120"/>
+        <w:gridCol w:w="3120"/>
+      </w:tblGrid>
+      <w:tr>
+        <w:trPr>
+          <w:tblHeader/>
+          <w:cantSplit/>
+        </w:trPr>
+        <w:tc>
+          <w:tcPr>
+            <w:tcW w:w="3120" w:type="dxa"/>
+            <w:tcMar>
+              <w:top w:w="60" w:type="dxa"/>
+              <w:left w:w="108" w:type="dxa"/>
+              <w:bottom w:w="60" w:type="dxa"/>
+              <w:right w:w="108" w:type="dxa"/>
+            </w:tcMar>
+          </w:tcPr>
+          <w:p>
+            <w:pPr>
+              <w:keepLines/>
+              <w:widowControl/>
+              <w:spacing w:before="40" w:after="40"/>
+            </w:pPr>
+            <w:r>
+              <w:rPr>
+                <w:rFonts w:ascii="Times New Roman" w:hAnsi="Times New Roman"/>
+                <w:b/>
+                <w:sz w:val="22"/>
+                <w:szCs w:val="22"/>
+              </w:rPr>
+              <w:t xml:space="preserve">Asset</w:t>
+            </w:r>
+          </w:p>
+        </w:tc>
+        <w:tc>
+          <w:tcPr>
+            <w:tcW w:w="3120" w:type="dxa"/>
+            <w:tcMar>
+              <w:top w:w="60" w:type="dxa"/>
+              <w:left w:w="108" w:type="dxa"/>
+              <w:bottom w:w="60" w:type="dxa"/>
+              <w:right w:w="108" w:type="dxa"/>
+            </w:tcMar>
+          </w:tcPr>
+          <w:p>
+            <w:pPr>
+              <w:keepLines/>
+              <w:widowControl/>
+              <w:spacing w:before="40" w:after="40"/>
+            </w:pPr>
+            <w:r>
+              <w:rPr>
+                <w:rFonts w:ascii="Times New Roman" w:hAnsi="Times New Roman"/>
+                <w:b/>
+                <w:sz w:val="22"/>
+                <w:szCs w:val="22"/>
+              </w:rPr>
+              <w:t xml:space="preserve">Agreed value</w:t>
+            </w:r>
+          </w:p>
+        </w:tc>
+        <w:tc>
+          <w:tcPr>
+            <w:tcW w:w="3120" w:type="dxa"/>
+            <w:tcMar>
+              <w:top w:w="60" w:type="dxa"/>
+              <w:left w:w="108" w:type="dxa"/>
+              <w:bottom w:w="60" w:type="dxa"/>
+              <w:right w:w="108" w:type="dxa"/>
+            </w:tcMar>
+          </w:tcPr>
+          <w:p>
+            <w:pPr>
+              <w:keepLines/>
+              <w:widowControl/>
+              <w:spacing w:before="40" w:after="40"/>
+            </w:pPr>
+            <w:r>
+              <w:rPr>
+                <w:rFonts w:ascii="Times New Roman" w:hAnsi="Times New Roman"/>
+                <w:b/>
+                <w:sz w:val="22"/>
+                <w:szCs w:val="22"/>
+              </w:rPr>
+              <w:t xml:space="preserve">Allocated to</w:t>
+            </w:r>
+          </w:p>
+        </w:tc>
+      </w:tr>
+    </w:tbl>
+    <w:p>
+      <w:pPr>
+        <w:widowControl/>
+        <w:spacing w:after="160"/>
+      </w:pPr>
+      <w:r>
+        <w:rPr>
+          <w:rFonts w:ascii="Times New Roman" w:hAnsi="Times New Roman"/>
+          <w:sz w:val="24"/>
+        </w:rPr>
+      </w:r>
+    </w:p>
+    <w:p>
+      <w:pPr>
+        <w:widowControl/>
+        <w:spacing w:after="160"/>
+        <w:jc w:val="both"/>
+      </w:pPr>
+      <w:r>
+        <w:rPr>
+          <w:rFonts w:ascii="Times New Roman" w:hAnsi="Times New Roman"/>
+          <w:sz w:val="24"/>
+          <w:szCs w:val="24"/>
+        </w:rPr>
+        <w:t xml:space="preserve">| [ASSET] | [ASSET VALUE] | [ASSET TO] |</w:t>
       </w:r>
     </w:p>
     <w:p>

--- a/docs/word/SMMEMDE - FPSLLC Operating Agreement - Member-Managed Single Member (Disregarded) - DRAFT.docx
+++ b/docs/word/SMMEMDE - FPSLLC Operating Agreement - Member-Managed Single Member (Disregarded) - DRAFT.docx
@@ -4161,63 +4161,6 @@
                 <w:szCs w:val="22"/>
               </w:rPr>
               <w:t xml:space="preserve">[None / variations from the base Agreement — may not vary Article 8 or non-variable provisions of the Act]</w:t>
-            </w:r>
-          </w:p>
-        </w:tc>
-      </w:tr>
-      <w:tr>
-        <w:trPr>
-          <w:cantSplit/>
-        </w:trPr>
-        <w:tc>
-          <w:tcPr>
-            <w:tcW w:w="4680" w:type="dxa"/>
-            <w:tcMar>
-              <w:top w:w="60" w:type="dxa"/>
-              <w:left w:w="108" w:type="dxa"/>
-              <w:bottom w:w="60" w:type="dxa"/>
-              <w:right w:w="108" w:type="dxa"/>
-            </w:tcMar>
-          </w:tcPr>
-          <w:p>
-            <w:pPr>
-              <w:keepLines/>
-              <w:widowControl/>
-              <w:spacing w:before="40" w:after="40"/>
-            </w:pPr>
-            <w:r>
-              <w:rPr>
-                <w:rFonts w:ascii="Times New Roman" w:hAnsi="Times New Roman"/>
-                <w:sz w:val="22"/>
-                <w:szCs w:val="22"/>
-              </w:rPr>
-              <w:t xml:space="preserve">Dissolution events specific to this Protected Series (if any)</w:t>
-            </w:r>
-          </w:p>
-        </w:tc>
-        <w:tc>
-          <w:tcPr>
-            <w:tcW w:w="4680" w:type="dxa"/>
-            <w:tcMar>
-              <w:top w:w="60" w:type="dxa"/>
-              <w:left w:w="108" w:type="dxa"/>
-              <w:bottom w:w="60" w:type="dxa"/>
-              <w:right w:w="108" w:type="dxa"/>
-            </w:tcMar>
-          </w:tcPr>
-          <w:p>
-            <w:pPr>
-              <w:keepLines/>
-              <w:widowControl/>
-              <w:spacing w:before="40" w:after="40"/>
-            </w:pPr>
-            <w:r>
-              <w:rPr>
-                <w:rFonts w:ascii="Times New Roman" w:hAnsi="Times New Roman"/>
-                <w:sz w:val="22"/>
-                <w:szCs w:val="22"/>
-              </w:rPr>
-              <w:t xml:space="preserve">[None / describe]</w:t>
             </w:r>
           </w:p>
         </w:tc>

--- a/docs/word/SMMEMDE - FPSLLC Operating Agreement - Member-Managed Single Member (Disregarded) - DRAFT.docx
+++ b/docs/word/SMMEMDE - FPSLLC Operating Agreement - Member-Managed Single Member (Disregarded) - DRAFT.docx
@@ -1394,7 +1394,7 @@
           <w:sz w:val="24"/>
           <w:szCs w:val="24"/>
         </w:rPr>
-        <w:t xml:space="preserve"> The Membership Interest is "registered" with the Company within the meaning of s. 711.501(7), Florida Statutes. Exhibit A serves as the initial "registration in beneficiary form" under ss. 711.50–711.512, Florida Statutes, and reflects the Member's designation, if any, of the person or persons who will become the owner of the Membership Interest upon the Member's death. The Member, if an individual, may designate any person or entity as a beneficiary. The Member may change, delete, or add a TOD designation by a signed writing, witnessed by two witnesses, maintained with the Company's records; the change is effective upon execution, and Exhibit A shall be updated to reflect it (though updating is not required for effectiveness). A beneficiary who becomes the owner of the Membership Interest under this Section succeeds to the Membership Interest subject to this Agreement and is admitted as the Member upon delivery to the Company of a written agreement to be bound by this Agreement.</w:t>
+        <w:t xml:space="preserve"> The Membership Interest is "registered" with the Company within the meaning of s. 711.501(7), Florida Statutes. Exhibit A serves as the initial "registration in beneficiary form" under ss. 711.50–711.512, Florida Statutes, and reflects the Member's designation, if any, of the person or persons who will become the owner of the Membership Interest upon the Member's death. The Member, if an individual, may designate any person or entity as a beneficiary. A designation may name a backup beneficiary to take if the first beneficiary does not survive the Member. The Member may change, delete, or add a TOD designation by a signed writing, witnessed by two witnesses, maintained with the Company's records; the change is effective upon execution, and Exhibit A shall be updated to reflect it (though updating is not required for effectiveness). A beneficiary who becomes the owner of the Membership Interest under this Section succeeds to the Membership Interest subject to this Agreement and is admitted as the Member upon delivery to the Company of a written agreement to be bound by this Agreement.</w:t>
       </w:r>
     </w:p>
     <w:p>
@@ -3685,6 +3685,23 @@
           <w:szCs w:val="24"/>
         </w:rPr>
         <w:t xml:space="preserve">[TOD BENEFICIARY NAME(S)]</w:t>
+      </w:r>
+      <w:r>
+        <w:rPr>
+          <w:rFonts w:ascii="Times New Roman" w:hAnsi="Times New Roman"/>
+          <w:sz w:val="24"/>
+          <w:szCs w:val="24"/>
+        </w:rPr>
+        <w:t xml:space="preserve">, or if that beneficiary does not survive the Member, to </w:t>
+      </w:r>
+      <w:r>
+        <w:rPr>
+          <w:rFonts w:ascii="Times New Roman" w:hAnsi="Times New Roman"/>
+          <w:b/>
+          <w:sz w:val="24"/>
+          <w:szCs w:val="24"/>
+        </w:rPr>
+        <w:t xml:space="preserve">[TOD BACKUP NAME(S)]</w:t>
       </w:r>
       <w:r>
         <w:rPr>
